--- a/Arindol Resume.docx
+++ b/Arindol Resume.docx
@@ -1,6 +1,6 @@
 
 <file path=word/document.xml><?xml version="1.0" encoding="utf-8"?>
-<w:document xmlns:wpc="http://schemas.microsoft.com/office/word/2010/wordprocessingCanvas" xmlns:cx="http://schemas.microsoft.com/office/drawing/2014/chartex" xmlns:cx1="http://schemas.microsoft.com/office/drawing/2015/9/8/chartex" xmlns:cx2="http://schemas.microsoft.com/office/drawing/2015/10/21/chartex" xmlns:cx3="http://schemas.microsoft.com/office/drawing/2016/5/9/chartex" xmlns:cx4="http://schemas.microsoft.com/office/drawing/2016/5/10/chartex" xmlns:cx5="http://schemas.microsoft.com/office/drawing/2016/5/11/chartex" xmlns:cx6="http://schemas.microsoft.com/office/drawing/2016/5/12/chartex" xmlns:cx7="http://schemas.microsoft.com/office/drawing/2016/5/13/chartex" xmlns:cx8="http://schemas.microsoft.com/office/drawing/2016/5/14/chartex" xmlns:mc="http://schemas.openxmlformats.org/markup-compatibility/2006" xmlns:aink="http://schemas.microsoft.com/office/drawing/2016/ink" xmlns:am3d="http://schemas.microsoft.com/office/drawing/2017/model3d" xmlns:o="urn:schemas-microsoft-com:office:office" xmlns:oel="http://schemas.microsoft.com/office/2019/extlst" xmlns:r="http://schemas.openxmlformats.org/officeDocument/2006/relationships" xmlns:m="http://schemas.openxmlformats.org/officeDocument/2006/math" xmlns:v="urn:schemas-microsoft-com:vml" xmlns:wp14="http://schemas.microsoft.com/office/word/2010/wordprocessingDrawing" xmlns:wp="http://schemas.openxmlformats.org/drawingml/2006/wordprocessingDrawing" xmlns:w10="urn:schemas-microsoft-com:office:word" xmlns:w="http://schemas.openxmlformats.org/wordprocessingml/2006/main" xmlns:w14="http://schemas.microsoft.com/office/word/2010/wordml" xmlns:w15="http://schemas.microsoft.com/office/word/2012/wordml" xmlns:w16cex="http://schemas.microsoft.com/office/word/2018/wordml/cex" xmlns:w16cid="http://schemas.microsoft.com/office/word/2016/wordml/cid" xmlns:w16="http://schemas.microsoft.com/office/word/2018/wordml" xmlns:w16du="http://schemas.microsoft.com/office/word/2023/wordml/word16du" xmlns:w16sdtdh="http://schemas.microsoft.com/office/word/2020/wordml/sdtdatahash" xmlns:w16se="http://schemas.microsoft.com/office/word/2015/wordml/symex" xmlns:wpg="http://schemas.microsoft.com/office/word/2010/wordprocessingGroup" xmlns:wpi="http://schemas.microsoft.com/office/word/2010/wordprocessingInk" xmlns:wne="http://schemas.microsoft.com/office/word/2006/wordml" xmlns:wps="http://schemas.microsoft.com/office/word/2010/wordprocessingShape" mc:Ignorable="w14 w15 w16se w16cid w16 w16cex w16sdtdh w16du wp14">
+<w:document xmlns:wpc="http://schemas.microsoft.com/office/word/2010/wordprocessingCanvas" xmlns:cx="http://schemas.microsoft.com/office/drawing/2014/chartex" xmlns:cx1="http://schemas.microsoft.com/office/drawing/2015/9/8/chartex" xmlns:cx2="http://schemas.microsoft.com/office/drawing/2015/10/21/chartex" xmlns:cx3="http://schemas.microsoft.com/office/drawing/2016/5/9/chartex" xmlns:cx4="http://schemas.microsoft.com/office/drawing/2016/5/10/chartex" xmlns:cx5="http://schemas.microsoft.com/office/drawing/2016/5/11/chartex" xmlns:cx6="http://schemas.microsoft.com/office/drawing/2016/5/12/chartex" xmlns:cx7="http://schemas.microsoft.com/office/drawing/2016/5/13/chartex" xmlns:cx8="http://schemas.microsoft.com/office/drawing/2016/5/14/chartex" xmlns:mc="http://schemas.openxmlformats.org/markup-compatibility/2006" xmlns:aink="http://schemas.microsoft.com/office/drawing/2016/ink" xmlns:am3d="http://schemas.microsoft.com/office/drawing/2017/model3d" xmlns:o="urn:schemas-microsoft-com:office:office" xmlns:oel="http://schemas.microsoft.com/office/2019/extlst" xmlns:r="http://schemas.openxmlformats.org/officeDocument/2006/relationships" xmlns:m="http://schemas.openxmlformats.org/officeDocument/2006/math" xmlns:v="urn:schemas-microsoft-com:vml" xmlns:wp14="http://schemas.microsoft.com/office/word/2010/wordprocessingDrawing" xmlns:wp="http://schemas.openxmlformats.org/drawingml/2006/wordprocessingDrawing" xmlns:w10="urn:schemas-microsoft-com:office:word" xmlns:w="http://schemas.openxmlformats.org/wordprocessingml/2006/main" xmlns:w14="http://schemas.microsoft.com/office/word/2010/wordml" xmlns:w15="http://schemas.microsoft.com/office/word/2012/wordml" xmlns:w16cex="http://schemas.microsoft.com/office/word/2018/wordml/cex" xmlns:w16cid="http://schemas.microsoft.com/office/word/2016/wordml/cid" xmlns:w16="http://schemas.microsoft.com/office/word/2018/wordml" xmlns:w16du="http://schemas.microsoft.com/office/word/2023/wordml/word16du" xmlns:w16sdtdh="http://schemas.microsoft.com/office/word/2020/wordml/sdtdatahash" xmlns:w16sdtfl="http://schemas.microsoft.com/office/word/2024/wordml/sdtformatlock" xmlns:w16se="http://schemas.microsoft.com/office/word/2015/wordml/symex" xmlns:wpg="http://schemas.microsoft.com/office/word/2010/wordprocessingGroup" xmlns:wpi="http://schemas.microsoft.com/office/word/2010/wordprocessingInk" xmlns:wne="http://schemas.microsoft.com/office/word/2006/wordml" xmlns:wps="http://schemas.microsoft.com/office/word/2010/wordprocessingShape" mc:Ignorable="w14 w15 w16se w16cid w16 w16cex w16sdtdh w16sdtfl w16du wp14">
   <w:body>
     <w:p>
       <w:pPr>
@@ -440,25 +440,7 @@
           <w:szCs w:val="20"/>
         </w:rPr>
         <w:tab/>
-        <w:t xml:space="preserve">Date of </w:t>
-      </w:r>
-      <w:proofErr w:type="gramStart"/>
-      <w:r>
-        <w:rPr>
-          <w:rFonts w:ascii="Arial"/>
-          <w:sz w:val="20"/>
-          <w:szCs w:val="20"/>
-        </w:rPr>
-        <w:t>Birth :</w:t>
-      </w:r>
-      <w:proofErr w:type="gramEnd"/>
-      <w:r>
-        <w:rPr>
-          <w:rFonts w:ascii="Arial"/>
-          <w:sz w:val="20"/>
-          <w:szCs w:val="20"/>
-        </w:rPr>
-        <w:t xml:space="preserve"> 01/01/2003</w:t>
+        <w:t>Date of Birth : 01/01/2003</w:t>
       </w:r>
     </w:p>
     <w:p>
@@ -481,25 +463,7 @@
           <w:szCs w:val="20"/>
         </w:rPr>
         <w:tab/>
-        <w:t xml:space="preserve">Nationality   </w:t>
-      </w:r>
-      <w:proofErr w:type="gramStart"/>
-      <w:r>
-        <w:rPr>
-          <w:rFonts w:ascii="Arial"/>
-          <w:sz w:val="20"/>
-          <w:szCs w:val="20"/>
-        </w:rPr>
-        <w:t xml:space="preserve">  :</w:t>
-      </w:r>
-      <w:proofErr w:type="gramEnd"/>
-      <w:r>
-        <w:rPr>
-          <w:rFonts w:ascii="Arial"/>
-          <w:sz w:val="20"/>
-          <w:szCs w:val="20"/>
-        </w:rPr>
-        <w:t xml:space="preserve"> Indian</w:t>
+        <w:t>Nationality     : Indian</w:t>
       </w:r>
     </w:p>
     <w:p>
@@ -522,61 +486,7 @@
           <w:szCs w:val="20"/>
         </w:rPr>
         <w:tab/>
-        <w:t xml:space="preserve">Address       </w:t>
-      </w:r>
-      <w:proofErr w:type="gramStart"/>
-      <w:r>
-        <w:rPr>
-          <w:rFonts w:ascii="Arial"/>
-          <w:sz w:val="20"/>
-          <w:szCs w:val="20"/>
-        </w:rPr>
-        <w:t xml:space="preserve">  :</w:t>
-      </w:r>
-      <w:proofErr w:type="gramEnd"/>
-      <w:r>
-        <w:rPr>
-          <w:rFonts w:ascii="Arial"/>
-          <w:sz w:val="20"/>
-          <w:szCs w:val="20"/>
-        </w:rPr>
-        <w:t xml:space="preserve"> </w:t>
-      </w:r>
-      <w:proofErr w:type="spellStart"/>
-      <w:r>
-        <w:rPr>
-          <w:rFonts w:ascii="Arial"/>
-          <w:sz w:val="20"/>
-          <w:szCs w:val="20"/>
-        </w:rPr>
-        <w:t>Dharmapally</w:t>
-      </w:r>
-      <w:proofErr w:type="spellEnd"/>
-      <w:r>
-        <w:rPr>
-          <w:rFonts w:ascii="Arial"/>
-          <w:sz w:val="20"/>
-          <w:szCs w:val="20"/>
-        </w:rPr>
-        <w:t xml:space="preserve"> , </w:t>
-      </w:r>
-      <w:proofErr w:type="spellStart"/>
-      <w:r>
-        <w:rPr>
-          <w:rFonts w:ascii="Arial"/>
-          <w:sz w:val="20"/>
-          <w:szCs w:val="20"/>
-        </w:rPr>
-        <w:t>Chelidanga</w:t>
-      </w:r>
-      <w:proofErr w:type="spellEnd"/>
-      <w:r>
-        <w:rPr>
-          <w:rFonts w:ascii="Arial"/>
-          <w:sz w:val="20"/>
-          <w:szCs w:val="20"/>
-        </w:rPr>
-        <w:t xml:space="preserve"> Asansol , Pin-713304 West Bengal </w:t>
+        <w:t xml:space="preserve">Address         : Dharmapally , Chelidanga Asansol , Pin-713304 West Bengal </w:t>
       </w:r>
       <w:r>
         <w:rPr>
@@ -866,7 +776,7 @@
         <w:rPr>
           <w:i/>
         </w:rPr>
-        <w:t>483</w:t>
+        <w:t>2</w:t>
       </w:r>
       <w:r>
         <w:rPr>
@@ -919,15 +829,7 @@
         <w:t>A</w:t>
       </w:r>
       <w:r>
-        <w:t xml:space="preserve">sansol </w:t>
-      </w:r>
-      <w:proofErr w:type="spellStart"/>
-      <w:r>
-        <w:t>Chelidanga</w:t>
-      </w:r>
-      <w:proofErr w:type="spellEnd"/>
-      <w:r>
-        <w:t xml:space="preserve"> High School</w:t>
+        <w:t>sansol Chelidanga High School</w:t>
       </w:r>
       <w:r>
         <w:tab/>
@@ -1049,7 +951,6 @@
         </w:rPr>
         <w:t>4</w:t>
       </w:r>
-      <w:proofErr w:type="gramStart"/>
       <w:r>
         <w:rPr>
           <w:i/>
@@ -1060,14 +961,7 @@
         <w:rPr>
           <w:i/>
         </w:rPr>
-        <w:t xml:space="preserve">)   </w:t>
-      </w:r>
-      <w:proofErr w:type="gramEnd"/>
-      <w:r>
-        <w:rPr>
-          <w:i/>
-        </w:rPr>
-        <w:t xml:space="preserve">                                                                                                   Asansol, West Bengal</w:t>
+        <w:t>)                                                                                                      Asansol, West Bengal</w:t>
       </w:r>
     </w:p>
     <w:p>
@@ -1180,9 +1074,6 @@
       <w:pPr>
         <w:spacing w:before="116"/>
         <w:ind w:left="328"/>
-        <w:rPr>
-          <w:b/>
-        </w:rPr>
       </w:pPr>
       <w:r>
         <w:rPr>
@@ -1207,7 +1098,16 @@
         <w:t xml:space="preserve"> </w:t>
       </w:r>
       <w:r>
-        <w:t>Java,</w:t>
+        <w:t>Java</w:t>
+      </w:r>
+      <w:r>
+        <w:t xml:space="preserve">(OPPS) </w:t>
+      </w:r>
+      <w:r>
+        <w:t>,</w:t>
+      </w:r>
+      <w:r>
+        <w:t xml:space="preserve"> </w:t>
       </w:r>
       <w:r>
         <w:rPr>
@@ -1228,57 +1128,25 @@
         <w:t>)</w:t>
       </w:r>
       <w:r>
-        <w:t>,</w:t>
-      </w:r>
-      <w:r>
-        <w:rPr>
-          <w:spacing w:val="-3"/>
-        </w:rPr>
-        <w:t xml:space="preserve"> </w:t>
-      </w:r>
-      <w:r>
-        <w:t xml:space="preserve">Operating </w:t>
-      </w:r>
-      <w:proofErr w:type="gramStart"/>
-      <w:r>
-        <w:t xml:space="preserve">System </w:t>
-      </w:r>
-      <w:r>
-        <w:t>,</w:t>
-      </w:r>
-      <w:proofErr w:type="gramEnd"/>
-      <w:r>
-        <w:t xml:space="preserve"> </w:t>
-      </w:r>
-      <w:r>
-        <w:t>Networking</w:t>
-      </w:r>
-      <w:r>
-        <w:t xml:space="preserve"> , Spring Boot Microservice ,  JS, HTML , CSS </w:t>
-      </w:r>
-      <w:r>
-        <w:rPr>
-          <w:b/>
-        </w:rPr>
-        <w:t xml:space="preserve">Node JS , </w:t>
+        <w:t xml:space="preserve"> , Networking Concept</w:t>
+      </w:r>
+      <w:r>
+        <w:t xml:space="preserve"> , Os(Linux) , Python , Python Api , JS , REACTJS , MongoDB, cloud ,</w:t>
       </w:r>
     </w:p>
     <w:p>
       <w:pPr>
         <w:spacing w:before="116"/>
         <w:ind w:left="328"/>
-      </w:pPr>
-      <w:r>
-        <w:rPr>
-          <w:b/>
-        </w:rPr>
-        <w:t xml:space="preserve"> React JS , Cloud Computing </w:t>
-      </w:r>
-      <w:r>
-        <w:rPr>
-          <w:b/>
-        </w:rPr>
-        <w:t>(AWS)</w:t>
+        <w:rPr>
+          <w:b/>
+        </w:rPr>
+      </w:pPr>
+      <w:r>
+        <w:rPr>
+          <w:b/>
+        </w:rPr>
+        <w:t xml:space="preserve">Spring BOOT </w:t>
       </w:r>
     </w:p>
     <w:p>
@@ -1334,15 +1202,7 @@
         <w:t xml:space="preserve"> </w:t>
       </w:r>
       <w:r>
-        <w:t xml:space="preserve">Code </w:t>
-      </w:r>
-      <w:proofErr w:type="gramStart"/>
-      <w:r>
-        <w:t>Blocks ,</w:t>
-      </w:r>
-      <w:proofErr w:type="gramEnd"/>
-      <w:r>
-        <w:t xml:space="preserve"> Vs code,</w:t>
+        <w:t>Code Blocks , Vs code,</w:t>
       </w:r>
       <w:r>
         <w:rPr>
@@ -1512,7 +1372,21 @@
           <w:i/>
           <w:sz w:val="20"/>
         </w:rPr>
-        <w:t>ava development Intern</w:t>
+        <w:t xml:space="preserve">ava </w:t>
+      </w:r>
+      <w:r>
+        <w:rPr>
+          <w:i/>
+          <w:sz w:val="20"/>
+        </w:rPr>
+        <w:t xml:space="preserve"> full stack </w:t>
+      </w:r>
+      <w:r>
+        <w:rPr>
+          <w:i/>
+          <w:sz w:val="20"/>
+        </w:rPr>
+        <w:t>development Intern</w:t>
       </w:r>
       <w:r>
         <w:rPr>
@@ -1521,15 +1395,41 @@
         </w:rPr>
         <w:t xml:space="preserve"> from </w:t>
       </w:r>
-      <w:proofErr w:type="spellStart"/>
-      <w:r>
-        <w:rPr>
-          <w:i/>
-          <w:sz w:val="20"/>
-        </w:rPr>
-        <w:t>talentnext</w:t>
-      </w:r>
-      <w:proofErr w:type="spellEnd"/>
+      <w:r>
+        <w:rPr>
+          <w:i/>
+          <w:sz w:val="20"/>
+        </w:rPr>
+        <w:t>T</w:t>
+      </w:r>
+      <w:r>
+        <w:rPr>
+          <w:i/>
+          <w:sz w:val="20"/>
+        </w:rPr>
+        <w:t>alent</w:t>
+      </w:r>
+      <w:r>
+        <w:rPr>
+          <w:i/>
+          <w:sz w:val="20"/>
+        </w:rPr>
+        <w:t xml:space="preserve"> </w:t>
+      </w:r>
+      <w:r>
+        <w:rPr>
+          <w:i/>
+          <w:sz w:val="20"/>
+        </w:rPr>
+        <w:t>next</w:t>
+      </w:r>
+      <w:r>
+        <w:rPr>
+          <w:i/>
+          <w:sz w:val="20"/>
+        </w:rPr>
+        <w:t xml:space="preserve"> with spring boot</w:t>
+      </w:r>
       <w:r>
         <w:rPr>
           <w:i/>
@@ -1605,55 +1505,28 @@
           <w:b/>
           <w:sz w:val="20"/>
         </w:rPr>
-        <w:t xml:space="preserve"> Core</w:t>
-      </w:r>
-      <w:r>
-        <w:rPr>
-          <w:b/>
-          <w:sz w:val="20"/>
-        </w:rPr>
-        <w:t xml:space="preserve"> </w:t>
-      </w:r>
-      <w:proofErr w:type="gramStart"/>
-      <w:r>
-        <w:rPr>
-          <w:b/>
-          <w:sz w:val="20"/>
-        </w:rPr>
-        <w:t>java  concept</w:t>
-      </w:r>
-      <w:proofErr w:type="gramEnd"/>
-      <w:r>
-        <w:rPr>
-          <w:b/>
-          <w:sz w:val="20"/>
-        </w:rPr>
-        <w:t xml:space="preserve"> </w:t>
-      </w:r>
-    </w:p>
-    <w:p>
-      <w:pPr>
-        <w:pStyle w:val="ListParagraph"/>
-        <w:numPr>
-          <w:ilvl w:val="0"/>
-          <w:numId w:val="2"/>
-        </w:numPr>
-        <w:tabs>
-          <w:tab w:val="left" w:pos="955"/>
-          <w:tab w:val="left" w:pos="956"/>
-        </w:tabs>
-        <w:spacing w:before="18"/>
-        <w:rPr>
-          <w:b/>
-          <w:sz w:val="20"/>
-        </w:rPr>
-      </w:pPr>
-      <w:r>
-        <w:rPr>
-          <w:b/>
-          <w:sz w:val="20"/>
-        </w:rPr>
-        <w:t>https://www.linkedin.com/posts/arindol-ghosh-8999a5272_wipro-talentnext-competition-certificate-activity-7250063012638662664-yxJG?utm_source=share&amp;utm_medium=member_desktop</w:t>
+        <w:t xml:space="preserve"> </w:t>
+      </w:r>
+      <w:r>
+        <w:rPr>
+          <w:b/>
+          <w:sz w:val="20"/>
+        </w:rPr>
+        <w:t>advanced</w:t>
+      </w:r>
+      <w:r>
+        <w:rPr>
+          <w:b/>
+          <w:sz w:val="20"/>
+        </w:rPr>
+        <w:t xml:space="preserve"> java  concept </w:t>
+      </w:r>
+      <w:r>
+        <w:rPr>
+          <w:b/>
+          <w:sz w:val="20"/>
+        </w:rPr>
+        <w:t xml:space="preserve"> and spring boot </w:t>
       </w:r>
     </w:p>
     <w:p>
@@ -1664,28 +1537,14 @@
         </w:tabs>
         <w:spacing w:before="178"/>
       </w:pPr>
-      <w:proofErr w:type="spellStart"/>
       <w:r>
         <w:t>Celebel</w:t>
       </w:r>
-      <w:proofErr w:type="spellEnd"/>
       <w:r>
         <w:rPr>
           <w:spacing w:val="-2"/>
         </w:rPr>
         <w:t xml:space="preserve"> </w:t>
-      </w:r>
-      <w:r>
-        <w:t>Pvt.</w:t>
-      </w:r>
-      <w:r>
-        <w:rPr>
-          <w:spacing w:val="-1"/>
-        </w:rPr>
-        <w:t xml:space="preserve"> </w:t>
-      </w:r>
-      <w:r>
-        <w:t>Ltd.</w:t>
       </w:r>
       <w:r>
         <w:tab/>
@@ -1778,19 +1637,17 @@
         </w:rPr>
         <w:t xml:space="preserve">Learn Basic to advanced </w:t>
       </w:r>
-      <w:proofErr w:type="spellStart"/>
-      <w:r>
-        <w:rPr>
-          <w:sz w:val="20"/>
-        </w:rPr>
-        <w:t>sql</w:t>
-      </w:r>
-      <w:proofErr w:type="spellEnd"/>
-      <w:r>
-        <w:rPr>
-          <w:sz w:val="20"/>
-        </w:rPr>
-        <w:t xml:space="preserve"> concept </w:t>
+      <w:r>
+        <w:rPr>
+          <w:sz w:val="20"/>
+        </w:rPr>
+        <w:t>S</w:t>
+      </w:r>
+      <w:r>
+        <w:rPr>
+          <w:sz w:val="20"/>
+        </w:rPr>
+        <w:t xml:space="preserve">ql concept </w:t>
       </w:r>
     </w:p>
     <w:p>
@@ -1833,31 +1690,21 @@
         <w:rPr>
           <w:sz w:val="20"/>
         </w:rPr>
-        <w:t xml:space="preserve">ith Make a Student management database </w:t>
-      </w:r>
-      <w:proofErr w:type="gramStart"/>
-      <w:r>
-        <w:rPr>
-          <w:sz w:val="20"/>
-        </w:rPr>
-        <w:t xml:space="preserve">using  </w:t>
-      </w:r>
-      <w:proofErr w:type="spellStart"/>
+        <w:t xml:space="preserve">ith Make a Student management database using  </w:t>
+      </w:r>
       <w:r>
         <w:rPr>
           <w:sz w:val="20"/>
           <w:u w:val="single"/>
         </w:rPr>
-        <w:t>sql</w:t>
-      </w:r>
-      <w:proofErr w:type="spellEnd"/>
-      <w:proofErr w:type="gramEnd"/>
+        <w:t>S</w:t>
+      </w:r>
       <w:r>
         <w:rPr>
           <w:sz w:val="20"/>
           <w:u w:val="single"/>
         </w:rPr>
-        <w:t xml:space="preserve"> server  management studio 20</w:t>
+        <w:t>ql server  management studio 20</w:t>
       </w:r>
     </w:p>
     <w:p>
@@ -1865,35 +1712,47 @@
         <w:pStyle w:val="ListParagraph"/>
         <w:numPr>
           <w:ilvl w:val="0"/>
-          <w:numId w:val="2"/>
+          <w:numId w:val="3"/>
         </w:numPr>
         <w:tabs>
           <w:tab w:val="left" w:pos="1003"/>
           <w:tab w:val="left" w:pos="1004"/>
         </w:tabs>
-        <w:ind w:left="1003"/>
-        <w:rPr>
-          <w:sz w:val="20"/>
-          <w:u w:val="single"/>
-        </w:rPr>
-      </w:pPr>
-      <w:r>
-        <w:rPr>
-          <w:sz w:val="20"/>
-          <w:u w:val="single"/>
-        </w:rPr>
-        <w:t>https://www.linkedin.com/posts/arindol-ghosh-8999a5272_i-am-excited-to-share-my-celebel-intership-activity-7228988193025449984-YAFZ?utm_source=share&amp;utm_medium=member_desktop</w:t>
+        <w:rPr>
+          <w:sz w:val="20"/>
+        </w:rPr>
+      </w:pPr>
+      <w:r>
+        <w:rPr>
+          <w:sz w:val="20"/>
+        </w:rPr>
+        <w:t>Show all my certificate here</w:t>
       </w:r>
     </w:p>
     <w:p>
       <w:pPr>
-        <w:pStyle w:val="BodyText"/>
-        <w:spacing w:before="10"/>
-        <w:ind w:left="0" w:firstLine="0"/>
-        <w:rPr>
-          <w:sz w:val="14"/>
-        </w:rPr>
-      </w:pPr>
+        <w:pStyle w:val="ListParagraph"/>
+        <w:numPr>
+          <w:ilvl w:val="0"/>
+          <w:numId w:val="3"/>
+        </w:numPr>
+        <w:tabs>
+          <w:tab w:val="left" w:pos="1003"/>
+          <w:tab w:val="left" w:pos="1004"/>
+        </w:tabs>
+        <w:rPr>
+          <w:sz w:val="20"/>
+        </w:rPr>
+      </w:pPr>
+      <w:hyperlink r:id="rId13" w:history="1">
+        <w:r>
+          <w:rPr>
+            <w:rStyle w:val="Hyperlink"/>
+            <w:sz w:val="20"/>
+          </w:rPr>
+          <w:t>https://github.com/arindolghosh44/certificates.git</w:t>
+        </w:r>
+      </w:hyperlink>
     </w:p>
     <w:p>
       <w:pPr>
@@ -2078,29 +1937,21 @@
         <w:rPr>
           <w:b/>
         </w:rPr>
-        <w:t xml:space="preserve"> </w:t>
-      </w:r>
-      <w:proofErr w:type="gramStart"/>
-      <w:r>
-        <w:rPr>
-          <w:b/>
-        </w:rPr>
-        <w:t xml:space="preserve">Using </w:t>
+        <w:t xml:space="preserve"> Using </w:t>
       </w:r>
       <w:r>
         <w:rPr>
           <w:b/>
           <w:spacing w:val="3"/>
         </w:rPr>
-        <w:t xml:space="preserve"> Core</w:t>
-      </w:r>
-      <w:proofErr w:type="gramEnd"/>
+        <w:t xml:space="preserve"> </w:t>
+      </w:r>
       <w:r>
         <w:rPr>
           <w:b/>
           <w:spacing w:val="3"/>
         </w:rPr>
-        <w:t xml:space="preserve"> Java Concept</w:t>
+        <w:t>Spring Boot React</w:t>
       </w:r>
       <w:r>
         <w:rPr>
@@ -2174,7 +2025,6 @@
         </w:rPr>
         <w:t xml:space="preserve"> </w:t>
       </w:r>
-      <w:proofErr w:type="gramStart"/>
       <w:r>
         <w:rPr>
           <w:sz w:val="20"/>
@@ -2201,7 +2051,6 @@
         </w:rPr>
         <w:t>designed</w:t>
       </w:r>
-      <w:proofErr w:type="gramEnd"/>
       <w:r>
         <w:rPr>
           <w:spacing w:val="-2"/>
@@ -2576,21 +2425,7 @@
         <w:rPr>
           <w:b/>
         </w:rPr>
-        <w:t>(</w:t>
-      </w:r>
-      <w:proofErr w:type="gramStart"/>
-      <w:r>
-        <w:rPr>
-          <w:b/>
-        </w:rPr>
-        <w:t>A</w:t>
-      </w:r>
-      <w:proofErr w:type="gramEnd"/>
-      <w:r>
-        <w:rPr>
-          <w:b/>
-        </w:rPr>
-        <w:t xml:space="preserve"> </w:t>
+        <w:t xml:space="preserve">(A </w:t>
       </w:r>
       <w:r>
         <w:rPr>
@@ -2725,7 +2560,6 @@
         </w:rPr>
         <w:t xml:space="preserve"> </w:t>
       </w:r>
-      <w:proofErr w:type="gramStart"/>
       <w:r>
         <w:rPr>
           <w:sz w:val="20"/>
@@ -2752,7 +2586,6 @@
         </w:rPr>
         <w:t>designed</w:t>
       </w:r>
-      <w:proofErr w:type="gramEnd"/>
       <w:r>
         <w:rPr>
           <w:spacing w:val="-2"/>
@@ -2810,23 +2643,21 @@
           <w:spacing w:val="2"/>
           <w:sz w:val="20"/>
         </w:rPr>
-        <w:t xml:space="preserve"> various </w:t>
-      </w:r>
-      <w:proofErr w:type="spellStart"/>
+        <w:t xml:space="preserve"> various Category</w:t>
+      </w:r>
       <w:r>
         <w:rPr>
           <w:spacing w:val="2"/>
           <w:sz w:val="20"/>
         </w:rPr>
-        <w:t>Categorywise</w:t>
-      </w:r>
-      <w:proofErr w:type="spellEnd"/>
+        <w:t xml:space="preserve"> </w:t>
+      </w:r>
       <w:r>
         <w:rPr>
           <w:spacing w:val="2"/>
           <w:sz w:val="20"/>
         </w:rPr>
-        <w:t xml:space="preserve"> product</w:t>
+        <w:t>wise product</w:t>
       </w:r>
     </w:p>
     <w:p>
@@ -3204,7 +3035,6 @@
         </w:rPr>
         <w:t>(</w:t>
       </w:r>
-      <w:proofErr w:type="gramStart"/>
       <w:r>
         <w:rPr>
           <w:sz w:val="20"/>
@@ -3223,7 +3053,6 @@
         </w:rPr>
         <w:t>,Books</w:t>
       </w:r>
-      <w:proofErr w:type="gramEnd"/>
       <w:r>
         <w:rPr>
           <w:sz w:val="20"/>
@@ -3451,6 +3280,53 @@
         </w:rPr>
         <w:t>demand</w:t>
       </w:r>
+    </w:p>
+    <w:p>
+      <w:pPr>
+        <w:pStyle w:val="ListParagraph"/>
+        <w:numPr>
+          <w:ilvl w:val="0"/>
+          <w:numId w:val="4"/>
+        </w:numPr>
+        <w:tabs>
+          <w:tab w:val="left" w:pos="847"/>
+          <w:tab w:val="left" w:pos="848"/>
+        </w:tabs>
+        <w:rPr>
+          <w:sz w:val="20"/>
+        </w:rPr>
+      </w:pPr>
+      <w:r>
+        <w:rPr>
+          <w:sz w:val="20"/>
+        </w:rPr>
+        <w:t>Show all my projects here</w:t>
+      </w:r>
+    </w:p>
+    <w:p>
+      <w:pPr>
+        <w:pStyle w:val="ListParagraph"/>
+        <w:numPr>
+          <w:ilvl w:val="0"/>
+          <w:numId w:val="4"/>
+        </w:numPr>
+        <w:tabs>
+          <w:tab w:val="left" w:pos="847"/>
+          <w:tab w:val="left" w:pos="848"/>
+        </w:tabs>
+        <w:rPr>
+          <w:sz w:val="20"/>
+        </w:rPr>
+      </w:pPr>
+      <w:hyperlink r:id="rId14" w:history="1">
+        <w:r>
+          <w:rPr>
+            <w:rStyle w:val="Hyperlink"/>
+            <w:sz w:val="20"/>
+          </w:rPr>
+          <w:t>https://github.com/arindolghosh44/Projects1.git</w:t>
+        </w:r>
+      </w:hyperlink>
     </w:p>
     <w:p>
       <w:pPr>
@@ -3783,27 +3659,24 @@
       </w:pPr>
       <w:r>
         <w:rPr>
-          <w:spacing w:val="-2"/>
-          <w:sz w:val="20"/>
-        </w:rPr>
-        <w:t xml:space="preserve">Won </w:t>
-      </w:r>
-      <w:r>
-        <w:rPr>
-          <w:spacing w:val="-2"/>
-          <w:sz w:val="20"/>
-        </w:rPr>
-        <w:t xml:space="preserve">Certificates from </w:t>
-      </w:r>
-      <w:proofErr w:type="spellStart"/>
-      <w:r>
-        <w:rPr>
-          <w:spacing w:val="-2"/>
-          <w:sz w:val="20"/>
-        </w:rPr>
-        <w:t>Hackerrank</w:t>
-      </w:r>
-      <w:proofErr w:type="spellEnd"/>
+          <w:sz w:val="20"/>
+        </w:rPr>
+        <w:t xml:space="preserve">"I published a college newspaper titled </w:t>
+      </w:r>
+      <w:r>
+        <w:rPr>
+          <w:i/>
+          <w:iCs/>
+          <w:sz w:val="20"/>
+        </w:rPr>
+        <w:t>UrbanKart Ecommerce: An ERP-Based Full-Stack Project.</w:t>
+      </w:r>
+      <w:r>
+        <w:rPr>
+          <w:sz w:val="20"/>
+        </w:rPr>
+        <w:t>"</w:t>
+      </w:r>
     </w:p>
     <w:p>
       <w:pPr>
@@ -3913,7 +3786,7 @@
           </mc:Fallback>
         </mc:AlternateContent>
       </w:r>
-      <w:hyperlink r:id="rId13" w:history="1">
+      <w:hyperlink r:id="rId15" w:history="1">
         <w:r>
           <w:rPr>
             <w:rStyle w:val="Hyperlink"/>
@@ -3963,7 +3836,7 @@
           <w:sz w:val="20"/>
         </w:rPr>
       </w:pPr>
-      <w:hyperlink r:id="rId14" w:history="1">
+      <w:hyperlink r:id="rId16" w:history="1">
         <w:r>
           <w:rPr>
             <w:rStyle w:val="Hyperlink"/>
@@ -4000,7 +3873,7 @@
 </file>
 
 <file path=word/numbering.xml><?xml version="1.0" encoding="utf-8"?>
-<w:numbering xmlns:wpc="http://schemas.microsoft.com/office/word/2010/wordprocessingCanvas" xmlns:cx="http://schemas.microsoft.com/office/drawing/2014/chartex" xmlns:cx1="http://schemas.microsoft.com/office/drawing/2015/9/8/chartex" xmlns:cx2="http://schemas.microsoft.com/office/drawing/2015/10/21/chartex" xmlns:cx3="http://schemas.microsoft.com/office/drawing/2016/5/9/chartex" xmlns:cx4="http://schemas.microsoft.com/office/drawing/2016/5/10/chartex" xmlns:cx5="http://schemas.microsoft.com/office/drawing/2016/5/11/chartex" xmlns:cx6="http://schemas.microsoft.com/office/drawing/2016/5/12/chartex" xmlns:cx7="http://schemas.microsoft.com/office/drawing/2016/5/13/chartex" xmlns:cx8="http://schemas.microsoft.com/office/drawing/2016/5/14/chartex" xmlns:mc="http://schemas.openxmlformats.org/markup-compatibility/2006" xmlns:aink="http://schemas.microsoft.com/office/drawing/2016/ink" xmlns:am3d="http://schemas.microsoft.com/office/drawing/2017/model3d" xmlns:o="urn:schemas-microsoft-com:office:office" xmlns:oel="http://schemas.microsoft.com/office/2019/extlst" xmlns:r="http://schemas.openxmlformats.org/officeDocument/2006/relationships" xmlns:m="http://schemas.openxmlformats.org/officeDocument/2006/math" xmlns:v="urn:schemas-microsoft-com:vml" xmlns:wp14="http://schemas.microsoft.com/office/word/2010/wordprocessingDrawing" xmlns:wp="http://schemas.openxmlformats.org/drawingml/2006/wordprocessingDrawing" xmlns:w10="urn:schemas-microsoft-com:office:word" xmlns:w="http://schemas.openxmlformats.org/wordprocessingml/2006/main" xmlns:w14="http://schemas.microsoft.com/office/word/2010/wordml" xmlns:w15="http://schemas.microsoft.com/office/word/2012/wordml" xmlns:w16cex="http://schemas.microsoft.com/office/word/2018/wordml/cex" xmlns:w16cid="http://schemas.microsoft.com/office/word/2016/wordml/cid" xmlns:w16="http://schemas.microsoft.com/office/word/2018/wordml" xmlns:w16du="http://schemas.microsoft.com/office/word/2023/wordml/word16du" xmlns:w16sdtdh="http://schemas.microsoft.com/office/word/2020/wordml/sdtdatahash" xmlns:w16se="http://schemas.microsoft.com/office/word/2015/wordml/symex" xmlns:wpg="http://schemas.microsoft.com/office/word/2010/wordprocessingGroup" xmlns:wpi="http://schemas.microsoft.com/office/word/2010/wordprocessingInk" xmlns:wne="http://schemas.microsoft.com/office/word/2006/wordml" xmlns:wps="http://schemas.microsoft.com/office/word/2010/wordprocessingShape" mc:Ignorable="w14 w15 w16se w16cid w16 w16cex w16sdtdh w16du wp14">
+<w:numbering xmlns:wpc="http://schemas.microsoft.com/office/word/2010/wordprocessingCanvas" xmlns:cx="http://schemas.microsoft.com/office/drawing/2014/chartex" xmlns:cx1="http://schemas.microsoft.com/office/drawing/2015/9/8/chartex" xmlns:cx2="http://schemas.microsoft.com/office/drawing/2015/10/21/chartex" xmlns:cx3="http://schemas.microsoft.com/office/drawing/2016/5/9/chartex" xmlns:cx4="http://schemas.microsoft.com/office/drawing/2016/5/10/chartex" xmlns:cx5="http://schemas.microsoft.com/office/drawing/2016/5/11/chartex" xmlns:cx6="http://schemas.microsoft.com/office/drawing/2016/5/12/chartex" xmlns:cx7="http://schemas.microsoft.com/office/drawing/2016/5/13/chartex" xmlns:cx8="http://schemas.microsoft.com/office/drawing/2016/5/14/chartex" xmlns:mc="http://schemas.openxmlformats.org/markup-compatibility/2006" xmlns:aink="http://schemas.microsoft.com/office/drawing/2016/ink" xmlns:am3d="http://schemas.microsoft.com/office/drawing/2017/model3d" xmlns:o="urn:schemas-microsoft-com:office:office" xmlns:oel="http://schemas.microsoft.com/office/2019/extlst" xmlns:r="http://schemas.openxmlformats.org/officeDocument/2006/relationships" xmlns:m="http://schemas.openxmlformats.org/officeDocument/2006/math" xmlns:v="urn:schemas-microsoft-com:vml" xmlns:wp14="http://schemas.microsoft.com/office/word/2010/wordprocessingDrawing" xmlns:wp="http://schemas.openxmlformats.org/drawingml/2006/wordprocessingDrawing" xmlns:w10="urn:schemas-microsoft-com:office:word" xmlns:w="http://schemas.openxmlformats.org/wordprocessingml/2006/main" xmlns:w14="http://schemas.microsoft.com/office/word/2010/wordml" xmlns:w15="http://schemas.microsoft.com/office/word/2012/wordml" xmlns:w16cex="http://schemas.microsoft.com/office/word/2018/wordml/cex" xmlns:w16cid="http://schemas.microsoft.com/office/word/2016/wordml/cid" xmlns:w16="http://schemas.microsoft.com/office/word/2018/wordml" xmlns:w16du="http://schemas.microsoft.com/office/word/2023/wordml/word16du" xmlns:w16sdtdh="http://schemas.microsoft.com/office/word/2020/wordml/sdtdatahash" xmlns:w16sdtfl="http://schemas.microsoft.com/office/word/2024/wordml/sdtformatlock" xmlns:w16se="http://schemas.microsoft.com/office/word/2015/wordml/symex" xmlns:wpg="http://schemas.microsoft.com/office/word/2010/wordprocessingGroup" xmlns:wpi="http://schemas.microsoft.com/office/word/2010/wordprocessingInk" xmlns:wne="http://schemas.microsoft.com/office/word/2006/wordml" xmlns:wps="http://schemas.microsoft.com/office/word/2010/wordprocessingShape" mc:Ignorable="w14 w15 w16se w16cid w16 w16cex w16sdtdh w16sdtfl w16du wp14">
   <w:abstractNum w:abstractNumId="0" w15:restartNumberingAfterBreak="0">
     <w:nsid w:val="03242172"/>
     <w:multiLevelType w:val="hybridMultilevel"/>
@@ -4118,6 +3991,232 @@
     </w:lvl>
   </w:abstractNum>
   <w:abstractNum w:abstractNumId="1" w15:restartNumberingAfterBreak="0">
+    <w:nsid w:val="044F77DF"/>
+    <w:multiLevelType w:val="hybridMultilevel"/>
+    <w:tmpl w:val="83C21942"/>
+    <w:lvl w:ilvl="0" w:tplc="4009000B">
+      <w:start w:val="1"/>
+      <w:numFmt w:val="bullet"/>
+      <w:lvlText w:val=""/>
+      <w:lvlJc w:val="left"/>
+      <w:pPr>
+        <w:ind w:left="1567" w:hanging="360"/>
+      </w:pPr>
+      <w:rPr>
+        <w:rFonts w:ascii="Wingdings" w:hAnsi="Wingdings" w:hint="default"/>
+      </w:rPr>
+    </w:lvl>
+    <w:lvl w:ilvl="1" w:tplc="40090003" w:tentative="1">
+      <w:start w:val="1"/>
+      <w:numFmt w:val="bullet"/>
+      <w:lvlText w:val="o"/>
+      <w:lvlJc w:val="left"/>
+      <w:pPr>
+        <w:ind w:left="2287" w:hanging="360"/>
+      </w:pPr>
+      <w:rPr>
+        <w:rFonts w:ascii="Courier New" w:hAnsi="Courier New" w:cs="Courier New" w:hint="default"/>
+      </w:rPr>
+    </w:lvl>
+    <w:lvl w:ilvl="2" w:tplc="40090005" w:tentative="1">
+      <w:start w:val="1"/>
+      <w:numFmt w:val="bullet"/>
+      <w:lvlText w:val=""/>
+      <w:lvlJc w:val="left"/>
+      <w:pPr>
+        <w:ind w:left="3007" w:hanging="360"/>
+      </w:pPr>
+      <w:rPr>
+        <w:rFonts w:ascii="Wingdings" w:hAnsi="Wingdings" w:hint="default"/>
+      </w:rPr>
+    </w:lvl>
+    <w:lvl w:ilvl="3" w:tplc="40090001" w:tentative="1">
+      <w:start w:val="1"/>
+      <w:numFmt w:val="bullet"/>
+      <w:lvlText w:val=""/>
+      <w:lvlJc w:val="left"/>
+      <w:pPr>
+        <w:ind w:left="3727" w:hanging="360"/>
+      </w:pPr>
+      <w:rPr>
+        <w:rFonts w:ascii="Symbol" w:hAnsi="Symbol" w:hint="default"/>
+      </w:rPr>
+    </w:lvl>
+    <w:lvl w:ilvl="4" w:tplc="40090003" w:tentative="1">
+      <w:start w:val="1"/>
+      <w:numFmt w:val="bullet"/>
+      <w:lvlText w:val="o"/>
+      <w:lvlJc w:val="left"/>
+      <w:pPr>
+        <w:ind w:left="4447" w:hanging="360"/>
+      </w:pPr>
+      <w:rPr>
+        <w:rFonts w:ascii="Courier New" w:hAnsi="Courier New" w:cs="Courier New" w:hint="default"/>
+      </w:rPr>
+    </w:lvl>
+    <w:lvl w:ilvl="5" w:tplc="40090005" w:tentative="1">
+      <w:start w:val="1"/>
+      <w:numFmt w:val="bullet"/>
+      <w:lvlText w:val=""/>
+      <w:lvlJc w:val="left"/>
+      <w:pPr>
+        <w:ind w:left="5167" w:hanging="360"/>
+      </w:pPr>
+      <w:rPr>
+        <w:rFonts w:ascii="Wingdings" w:hAnsi="Wingdings" w:hint="default"/>
+      </w:rPr>
+    </w:lvl>
+    <w:lvl w:ilvl="6" w:tplc="40090001" w:tentative="1">
+      <w:start w:val="1"/>
+      <w:numFmt w:val="bullet"/>
+      <w:lvlText w:val=""/>
+      <w:lvlJc w:val="left"/>
+      <w:pPr>
+        <w:ind w:left="5887" w:hanging="360"/>
+      </w:pPr>
+      <w:rPr>
+        <w:rFonts w:ascii="Symbol" w:hAnsi="Symbol" w:hint="default"/>
+      </w:rPr>
+    </w:lvl>
+    <w:lvl w:ilvl="7" w:tplc="40090003" w:tentative="1">
+      <w:start w:val="1"/>
+      <w:numFmt w:val="bullet"/>
+      <w:lvlText w:val="o"/>
+      <w:lvlJc w:val="left"/>
+      <w:pPr>
+        <w:ind w:left="6607" w:hanging="360"/>
+      </w:pPr>
+      <w:rPr>
+        <w:rFonts w:ascii="Courier New" w:hAnsi="Courier New" w:cs="Courier New" w:hint="default"/>
+      </w:rPr>
+    </w:lvl>
+    <w:lvl w:ilvl="8" w:tplc="40090005" w:tentative="1">
+      <w:start w:val="1"/>
+      <w:numFmt w:val="bullet"/>
+      <w:lvlText w:val=""/>
+      <w:lvlJc w:val="left"/>
+      <w:pPr>
+        <w:ind w:left="7327" w:hanging="360"/>
+      </w:pPr>
+      <w:rPr>
+        <w:rFonts w:ascii="Wingdings" w:hAnsi="Wingdings" w:hint="default"/>
+      </w:rPr>
+    </w:lvl>
+  </w:abstractNum>
+  <w:abstractNum w:abstractNumId="2" w15:restartNumberingAfterBreak="0">
+    <w:nsid w:val="5BC603D9"/>
+    <w:multiLevelType w:val="hybridMultilevel"/>
+    <w:tmpl w:val="A90235EE"/>
+    <w:lvl w:ilvl="0" w:tplc="4009000B">
+      <w:start w:val="1"/>
+      <w:numFmt w:val="bullet"/>
+      <w:lvlText w:val=""/>
+      <w:lvlJc w:val="left"/>
+      <w:pPr>
+        <w:ind w:left="1675" w:hanging="360"/>
+      </w:pPr>
+      <w:rPr>
+        <w:rFonts w:ascii="Wingdings" w:hAnsi="Wingdings" w:hint="default"/>
+      </w:rPr>
+    </w:lvl>
+    <w:lvl w:ilvl="1" w:tplc="40090003" w:tentative="1">
+      <w:start w:val="1"/>
+      <w:numFmt w:val="bullet"/>
+      <w:lvlText w:val="o"/>
+      <w:lvlJc w:val="left"/>
+      <w:pPr>
+        <w:ind w:left="2395" w:hanging="360"/>
+      </w:pPr>
+      <w:rPr>
+        <w:rFonts w:ascii="Courier New" w:hAnsi="Courier New" w:cs="Courier New" w:hint="default"/>
+      </w:rPr>
+    </w:lvl>
+    <w:lvl w:ilvl="2" w:tplc="40090005" w:tentative="1">
+      <w:start w:val="1"/>
+      <w:numFmt w:val="bullet"/>
+      <w:lvlText w:val=""/>
+      <w:lvlJc w:val="left"/>
+      <w:pPr>
+        <w:ind w:left="3115" w:hanging="360"/>
+      </w:pPr>
+      <w:rPr>
+        <w:rFonts w:ascii="Wingdings" w:hAnsi="Wingdings" w:hint="default"/>
+      </w:rPr>
+    </w:lvl>
+    <w:lvl w:ilvl="3" w:tplc="40090001" w:tentative="1">
+      <w:start w:val="1"/>
+      <w:numFmt w:val="bullet"/>
+      <w:lvlText w:val=""/>
+      <w:lvlJc w:val="left"/>
+      <w:pPr>
+        <w:ind w:left="3835" w:hanging="360"/>
+      </w:pPr>
+      <w:rPr>
+        <w:rFonts w:ascii="Symbol" w:hAnsi="Symbol" w:hint="default"/>
+      </w:rPr>
+    </w:lvl>
+    <w:lvl w:ilvl="4" w:tplc="40090003" w:tentative="1">
+      <w:start w:val="1"/>
+      <w:numFmt w:val="bullet"/>
+      <w:lvlText w:val="o"/>
+      <w:lvlJc w:val="left"/>
+      <w:pPr>
+        <w:ind w:left="4555" w:hanging="360"/>
+      </w:pPr>
+      <w:rPr>
+        <w:rFonts w:ascii="Courier New" w:hAnsi="Courier New" w:cs="Courier New" w:hint="default"/>
+      </w:rPr>
+    </w:lvl>
+    <w:lvl w:ilvl="5" w:tplc="40090005" w:tentative="1">
+      <w:start w:val="1"/>
+      <w:numFmt w:val="bullet"/>
+      <w:lvlText w:val=""/>
+      <w:lvlJc w:val="left"/>
+      <w:pPr>
+        <w:ind w:left="5275" w:hanging="360"/>
+      </w:pPr>
+      <w:rPr>
+        <w:rFonts w:ascii="Wingdings" w:hAnsi="Wingdings" w:hint="default"/>
+      </w:rPr>
+    </w:lvl>
+    <w:lvl w:ilvl="6" w:tplc="40090001" w:tentative="1">
+      <w:start w:val="1"/>
+      <w:numFmt w:val="bullet"/>
+      <w:lvlText w:val=""/>
+      <w:lvlJc w:val="left"/>
+      <w:pPr>
+        <w:ind w:left="5995" w:hanging="360"/>
+      </w:pPr>
+      <w:rPr>
+        <w:rFonts w:ascii="Symbol" w:hAnsi="Symbol" w:hint="default"/>
+      </w:rPr>
+    </w:lvl>
+    <w:lvl w:ilvl="7" w:tplc="40090003" w:tentative="1">
+      <w:start w:val="1"/>
+      <w:numFmt w:val="bullet"/>
+      <w:lvlText w:val="o"/>
+      <w:lvlJc w:val="left"/>
+      <w:pPr>
+        <w:ind w:left="6715" w:hanging="360"/>
+      </w:pPr>
+      <w:rPr>
+        <w:rFonts w:ascii="Courier New" w:hAnsi="Courier New" w:cs="Courier New" w:hint="default"/>
+      </w:rPr>
+    </w:lvl>
+    <w:lvl w:ilvl="8" w:tplc="40090005" w:tentative="1">
+      <w:start w:val="1"/>
+      <w:numFmt w:val="bullet"/>
+      <w:lvlText w:val=""/>
+      <w:lvlJc w:val="left"/>
+      <w:pPr>
+        <w:ind w:left="7435" w:hanging="360"/>
+      </w:pPr>
+      <w:rPr>
+        <w:rFonts w:ascii="Wingdings" w:hAnsi="Wingdings" w:hint="default"/>
+      </w:rPr>
+    </w:lvl>
+  </w:abstractNum>
+  <w:abstractNum w:abstractNumId="3" w15:restartNumberingAfterBreak="0">
     <w:nsid w:val="63EA5691"/>
     <w:multiLevelType w:val="hybridMultilevel"/>
     <w:tmpl w:val="9CA29C38"/>
@@ -4234,16 +4333,22 @@
     </w:lvl>
   </w:abstractNum>
   <w:num w:numId="1" w16cid:durableId="918708559">
-    <w:abstractNumId w:val="1"/>
+    <w:abstractNumId w:val="3"/>
   </w:num>
   <w:num w:numId="2" w16cid:durableId="972834529">
     <w:abstractNumId w:val="0"/>
+  </w:num>
+  <w:num w:numId="3" w16cid:durableId="1634948724">
+    <w:abstractNumId w:val="2"/>
+  </w:num>
+  <w:num w:numId="4" w16cid:durableId="493108554">
+    <w:abstractNumId w:val="1"/>
   </w:num>
 </w:numbering>
 </file>
 
 <file path=word/styles.xml><?xml version="1.0" encoding="utf-8"?>
-<w:styles xmlns:mc="http://schemas.openxmlformats.org/markup-compatibility/2006" xmlns:r="http://schemas.openxmlformats.org/officeDocument/2006/relationships" xmlns:w="http://schemas.openxmlformats.org/wordprocessingml/2006/main" xmlns:w14="http://schemas.microsoft.com/office/word/2010/wordml" xmlns:w15="http://schemas.microsoft.com/office/word/2012/wordml" xmlns:w16cex="http://schemas.microsoft.com/office/word/2018/wordml/cex" xmlns:w16cid="http://schemas.microsoft.com/office/word/2016/wordml/cid" xmlns:w16="http://schemas.microsoft.com/office/word/2018/wordml" xmlns:w16du="http://schemas.microsoft.com/office/word/2023/wordml/word16du" xmlns:w16sdtdh="http://schemas.microsoft.com/office/word/2020/wordml/sdtdatahash" xmlns:w16se="http://schemas.microsoft.com/office/word/2015/wordml/symex" mc:Ignorable="w14 w15 w16se w16cid w16 w16cex w16sdtdh w16du">
+<w:styles xmlns:mc="http://schemas.openxmlformats.org/markup-compatibility/2006" xmlns:r="http://schemas.openxmlformats.org/officeDocument/2006/relationships" xmlns:w="http://schemas.openxmlformats.org/wordprocessingml/2006/main" xmlns:w14="http://schemas.microsoft.com/office/word/2010/wordml" xmlns:w15="http://schemas.microsoft.com/office/word/2012/wordml" xmlns:w16cex="http://schemas.microsoft.com/office/word/2018/wordml/cex" xmlns:w16cid="http://schemas.microsoft.com/office/word/2016/wordml/cid" xmlns:w16="http://schemas.microsoft.com/office/word/2018/wordml" xmlns:w16du="http://schemas.microsoft.com/office/word/2023/wordml/word16du" xmlns:w16sdtdh="http://schemas.microsoft.com/office/word/2020/wordml/sdtdatahash" xmlns:w16sdtfl="http://schemas.microsoft.com/office/word/2024/wordml/sdtformatlock" xmlns:w16se="http://schemas.microsoft.com/office/word/2015/wordml/symex" mc:Ignorable="w14 w15 w16se w16cid w16 w16cex w16sdtdh w16sdtfl w16du">
   <w:docDefaults>
     <w:rPrDefault>
       <w:rPr>
